--- a/docs/out/软件杯-2-功能设计.docx
+++ b/docs/out/软件杯-2-功能设计.docx
@@ -2,7 +2,7 @@
 <file path=word/document.xml><?xml version="1.0" encoding="utf-8"?>
 <w:document xmlns:w="http://schemas.openxmlformats.org/wordprocessingml/2006/main" xmlns:m="http://schemas.openxmlformats.org/officeDocument/2006/math" xmlns:r="http://schemas.openxmlformats.org/officeDocument/2006/relationships" xmlns:o="urn:schemas-microsoft-com:office:office" xmlns:v="urn:schemas-microsoft-com:vml" xmlns:w10="urn:schemas-microsoft-com:office:word" xmlns:a="http://schemas.openxmlformats.org/drawingml/2006/main" xmlns:pic="http://schemas.openxmlformats.org/drawingml/2006/picture" xmlns:wp="http://schemas.openxmlformats.org/drawingml/2006/wordprocessingDrawing">
   <w:body>
-    <w:bookmarkStart w:id="74" w:name="软件功能设计文档"/>
+    <w:bookmarkStart w:id="72" w:name="软件功能设计文档"/>
     <w:p>
       <w:pPr>
         <w:pStyle w:val="Heading1"/>
@@ -49,7 +49,7 @@
         <w:t xml:space="preserve">文档版本</w:t>
       </w:r>
       <w:r>
-        <w:t xml:space="preserve">：v1.0</w:t>
+        <w:t xml:space="preserve">：v1.1</w:t>
       </w:r>
     </w:p>
     <w:p>
@@ -82,7 +82,7 @@
         <w:pStyle w:val="FirstParagraph"/>
       </w:pPr>
       <w:r>
-        <w:t xml:space="preserve">本文档在需求分析的基础上，给出系统的总体设计与详细设计，包括架构、模块划分、类设计、关键流程时序、数据库与接口设计、部署与构件设计，作为编码与测试的直接依据。</w:t>
+        <w:t xml:space="preserve">本文档在需求分析的基础上，给出系统的总体设计与详细设计，内容涵盖系统架构、模块划分、核心类设计、关键流程时序、数据库与接口设计，以及部署与构件设计，作为编码实现与系统测试的直接依据。</w:t>
       </w:r>
     </w:p>
     <w:bookmarkEnd w:id="20"/>
@@ -100,98 +100,15 @@
         <w:pStyle w:val="FirstParagraph"/>
       </w:pPr>
       <w:r>
-        <w:t xml:space="preserve">本项目的第一安全保证</w:t>
-      </w:r>
-      <w:r>
-        <w:rPr>
-          <w:bCs/>
-          <w:b/>
-        </w:rPr>
-        <w:t xml:space="preserve">不是</w:t>
-      </w:r>
-      <w:r>
-        <w:t xml:space="preserve">「拦住 LLM 生成的危险命令」，而是</w:t>
-      </w:r>
-      <w:r>
-        <w:rPr>
-          <w:bCs/>
-          <w:b/>
-        </w:rPr>
-        <w:t xml:space="preserve">从架构上让 LLM 根本没有生成自由命令的途径</w:t>
-      </w:r>
-      <w:r>
-        <w:t xml:space="preserve">（Action-Selector / 能力受限范式）：</w:t>
-      </w:r>
-    </w:p>
-    <w:p>
-      <w:pPr>
-        <w:numPr>
-          <w:ilvl w:val="0"/>
-          <w:numId w:val="1001"/>
-        </w:numPr>
-        <w:pStyle w:val="Compact"/>
-      </w:pPr>
-      <w:r>
-        <w:rPr>
-          <w:bCs/>
-          <w:b/>
-        </w:rPr>
-        <w:t xml:space="preserve">感知/查询路径</w:t>
-      </w:r>
-      <w:r>
-        <w:t xml:space="preserve">：LLM 只能从 READONLY MCP 工具里「选工具」，不能拼装、不能自由执行；不可信工具输出经 CaMeL 双 LLM 隔离后才回喂规划器。</w:t>
-      </w:r>
-    </w:p>
-    <w:p>
-      <w:pPr>
-        <w:numPr>
-          <w:ilvl w:val="0"/>
-          <w:numId w:val="1001"/>
-        </w:numPr>
-        <w:pStyle w:val="Compact"/>
-      </w:pPr>
-      <w:r>
-        <w:rPr>
-          <w:bCs/>
-          <w:b/>
-        </w:rPr>
-        <w:t xml:space="preserve">变更/处置路径</w:t>
-      </w:r>
-      <w:r>
-        <w:t xml:space="preserve">：只有 7 个白名单参数化动作，且只能由用户经</w:t>
-      </w:r>
-      <w:r>
-        <w:t xml:space="preserve"> </w:t>
-      </w:r>
-      <w:r>
-        <w:rPr>
-          <w:rStyle w:val="VerbatimChar"/>
-        </w:rPr>
-        <w:t xml:space="preserve">/action/execute</w:t>
-      </w:r>
-      <w:r>
-        <w:t xml:space="preserve"> </w:t>
-      </w:r>
-      <w:r>
-        <w:t xml:space="preserve">显式触发、强制二次确认；LLM 无法把它们当工具调用（不在 MCP 注册表里）。</w:t>
-      </w:r>
-    </w:p>
-    <w:p>
-      <w:pPr>
-        <w:pStyle w:val="FirstParagraph"/>
-      </w:pPr>
-      <w:r>
-        <w:t xml:space="preserve">由此得到结构性不变量：全部 MCP 工具均为 READONLY、无「改状态/外联」能力腿，注入再成功也无法升级为状态变更；变更入口与 LLM 编排路径物理隔离。命令规则引擎是这条架构之上的</w:t>
-      </w:r>
-      <w:r>
-        <w:rPr>
-          <w:bCs/>
-          <w:b/>
-        </w:rPr>
-        <w:t xml:space="preserve">纵深防御</w:t>
-      </w:r>
-      <w:r>
-        <w:t xml:space="preserve">。</w:t>
+        <w:t xml:space="preserve">本系统的第一重安全保证并不在于事后拦住大模型生成的危险命令，而在于从架构上让大模型根本没有生成自由命令的途径。这一思想体现为能力受限范式（Action-Selector）：在感知与查询路径上，大模型只能从只读 MCP 工具中选择工具，既不能拼装命令，也不能自由执行，工具返回的不可信输出还需经过双模型隔离处理后才会回喂规划模型；在变更与处置路径上，系统只提供有限的若干个白名单参数化动作，且这些动作只能由用户经专用端点显式触发并强制二次确认，大模型无法将它们当作工具来调用，因为它们根本不在工具注册表中。</w:t>
+      </w:r>
+    </w:p>
+    <w:p>
+      <w:pPr>
+        <w:pStyle w:val="BodyText"/>
+      </w:pPr>
+      <w:r>
+        <w:t xml:space="preserve">由这一架构得到两条结构性不变量：其一，全部 MCP 工具均为只读，不具备改变状态或对外联网的能力，因此注入即便得逞也无法升级为状态变更；其二，变更入口与大模型的编排路径在物理上相互隔离。在此架构之上，命令规则引擎作为纵深防御进一步兜底。换言之，架构隔离是确定性的主控制，规则引擎是其上的补充防线。</w:t>
       </w:r>
     </w:p>
     <w:p>
@@ -221,215 +138,14 @@
         <w:t xml:space="preserve">2.1 设计目标与原则</w:t>
       </w:r>
     </w:p>
-    <w:tbl>
-      <w:tblPr>
-        <w:tblStyle w:val="Table"/>
-        <w:tblW w:type="auto" w:w="0"/>
-        <w:tblLook w:firstRow="1" w:lastRow="0" w:firstColumn="0" w:lastColumn="0" w:noHBand="0" w:noVBand="0" w:val="0020"/>
-        <w:jc w:val="start"/>
-      </w:tblPr>
-      <w:tblGrid>
-        <w:gridCol w:w="3960"/>
-        <w:gridCol w:w="3960"/>
-      </w:tblGrid>
-      <w:tr>
-        <w:trPr>
-          <w:tblHeader w:val="true"/>
-        </w:trPr>
-        <w:tc>
-          <w:tcPr/>
-          <w:p>
-            <w:pPr>
-              <w:pStyle w:val="Compact"/>
-              <w:jc w:val="left"/>
-            </w:pPr>
-            <w:r>
-              <w:t xml:space="preserve">原则</w:t>
-            </w:r>
-          </w:p>
-        </w:tc>
-        <w:tc>
-          <w:tcPr/>
-          <w:p>
-            <w:pPr>
-              <w:pStyle w:val="Compact"/>
-              <w:jc w:val="left"/>
-            </w:pPr>
-            <w:r>
-              <w:t xml:space="preserve">落地</w:t>
-            </w:r>
-          </w:p>
-        </w:tc>
-      </w:tr>
-      <w:tr>
-        <w:tc>
-          <w:tcPr/>
-          <w:p>
-            <w:pPr>
-              <w:pStyle w:val="Compact"/>
-              <w:jc w:val="left"/>
-            </w:pPr>
-            <w:r>
-              <w:t xml:space="preserve">安全护栏为灵魂</w:t>
-            </w:r>
-          </w:p>
-        </w:tc>
-        <w:tc>
-          <w:tcPr/>
-          <w:p>
-            <w:pPr>
-              <w:pStyle w:val="Compact"/>
-              <w:jc w:val="left"/>
-            </w:pPr>
-            <w:r>
-              <w:t xml:space="preserve">四道防线 + 架构隔离 + CaMeL 信息流控制</w:t>
-            </w:r>
-          </w:p>
-        </w:tc>
-      </w:tr>
-      <w:tr>
-        <w:tc>
-          <w:tcPr/>
-          <w:p>
-            <w:pPr>
-              <w:pStyle w:val="Compact"/>
-              <w:jc w:val="left"/>
-            </w:pPr>
-            <w:r>
-              <w:t xml:space="preserve">统一执行出口</w:t>
-            </w:r>
-          </w:p>
-        </w:tc>
-        <w:tc>
-          <w:tcPr/>
-          <w:p>
-            <w:pPr>
-              <w:pStyle w:val="Compact"/>
-              <w:jc w:val="left"/>
-            </w:pPr>
-            <w:r>
-              <w:t xml:space="preserve">所有可变命令必经</w:t>
-            </w:r>
-            <w:r>
-              <w:t xml:space="preserve"> </w:t>
-            </w:r>
-            <w:r>
-              <w:rPr>
-                <w:rStyle w:val="VerbatimChar"/>
-              </w:rPr>
-              <w:t xml:space="preserve">core/executor.py</w:t>
-            </w:r>
-            <w:r>
-              <w:t xml:space="preserve">，护栏不放行不执行</w:t>
-            </w:r>
-          </w:p>
-        </w:tc>
-      </w:tr>
-      <w:tr>
-        <w:tc>
-          <w:tcPr/>
-          <w:p>
-            <w:pPr>
-              <w:pStyle w:val="Compact"/>
-              <w:jc w:val="left"/>
-            </w:pPr>
-            <w:r>
-              <w:t xml:space="preserve">最小权限</w:t>
-            </w:r>
-          </w:p>
-        </w:tc>
-        <w:tc>
-          <w:tcPr/>
-          <w:p>
-            <w:pPr>
-              <w:pStyle w:val="Compact"/>
-              <w:jc w:val="left"/>
-            </w:pPr>
-            <w:r>
-              <w:t xml:space="preserve">非必要不 root；受控动作沙箱降权落地</w:t>
-            </w:r>
-          </w:p>
-        </w:tc>
-      </w:tr>
-      <w:tr>
-        <w:tc>
-          <w:tcPr/>
-          <w:p>
-            <w:pPr>
-              <w:pStyle w:val="Compact"/>
-              <w:jc w:val="left"/>
-            </w:pPr>
-            <w:r>
-              <w:t xml:space="preserve">全链路可追溯</w:t>
-            </w:r>
-          </w:p>
-        </w:tc>
-        <w:tc>
-          <w:tcPr/>
-          <w:p>
-            <w:pPr>
-              <w:pStyle w:val="Compact"/>
-              <w:jc w:val="left"/>
-            </w:pPr>
-            <w:r>
-              <w:t xml:space="preserve">五段思维链 + HMAC 哈希链审计</w:t>
-            </w:r>
-          </w:p>
-        </w:tc>
-      </w:tr>
-      <w:tr>
-        <w:tc>
-          <w:tcPr/>
-          <w:p>
-            <w:pPr>
-              <w:pStyle w:val="Compact"/>
-              <w:jc w:val="left"/>
-            </w:pPr>
-            <w:r>
-              <w:t xml:space="preserve">插件化可扩展</w:t>
-            </w:r>
-          </w:p>
-        </w:tc>
-        <w:tc>
-          <w:tcPr/>
-          <w:p>
-            <w:pPr>
-              <w:pStyle w:val="Compact"/>
-              <w:jc w:val="left"/>
-            </w:pPr>
-            <w:r>
-              <w:t xml:space="preserve">MCP 工具注册表 + 规则库热加载 + 白名单动作可增</w:t>
-            </w:r>
-          </w:p>
-        </w:tc>
-      </w:tr>
-      <w:tr>
-        <w:tc>
-          <w:tcPr/>
-          <w:p>
-            <w:pPr>
-              <w:pStyle w:val="Compact"/>
-              <w:jc w:val="left"/>
-            </w:pPr>
-            <w:r>
-              <w:t xml:space="preserve">国产化</w:t>
-            </w:r>
-          </w:p>
-        </w:tc>
-        <w:tc>
-          <w:tcPr/>
-          <w:p>
-            <w:pPr>
-              <w:pStyle w:val="Compact"/>
-              <w:jc w:val="left"/>
-            </w:pPr>
-            <w:r>
-              <w:t xml:space="preserve">DeepSeek 国产开源大模型 + 麒麟/LoongArch 部署</w:t>
-            </w:r>
-          </w:p>
-        </w:tc>
-      </w:tr>
-    </w:tbl>
+    <w:p>
+      <w:pPr>
+        <w:pStyle w:val="FirstParagraph"/>
+      </w:pPr>
+      <w:r>
+        <w:t xml:space="preserve">系统的设计遵循若干一以贯之的原则。安全护栏被置于核心地位，由四道防线、架构隔离与信息流控制共同构成。所有可变更命令都必须经过唯一的执行出口，护栏不放行即不执行。系统坚持最小权限原则，非必要不使用 root，受控动作在沙箱中降权落地。系统具备全链路可追溯性，每次会话都产出五段思维链并以哈希链固定。系统采用插件化设计以便扩展，工具注册表、规则库与白名单动作均可按需增补。在技术栈上，系统贯彻国产化要求，采用国产开源大模型并面向麒麟与 LoongArch 部署。</w:t>
+      </w:r>
+    </w:p>
     <w:bookmarkEnd w:id="23"/>
     <w:bookmarkStart w:id="27" w:name="总体架构"/>
     <w:p>
@@ -445,7 +161,7 @@
         <w:pStyle w:val="FirstParagraph"/>
       </w:pPr>
       <w:r>
-        <w:t xml:space="preserve">系统采用 B/S 分层架构，自上而下分为表示层、应用服务层、核心域层、工具层与外部依赖，如图 3.1 所示。</w:t>
+        <w:t xml:space="preserve">系统采用 B/S 分层架构，自上而下依次为表示层、应用服务层、核心域层、工具层与外部依赖，各层之间通过明确定义的接口协作，总体结构如图 3.1 所示。表示层为浏览器中的单页应用；应用服务层提供 REST 接口并完成请求编排；核心域层承载编排器、安全护栏、执行器与审计等核心逻辑；工具层封装只读运维工具；外部依赖包括大模型服务与麒麟操作系统本身。</w:t>
       </w:r>
     </w:p>
     <w:p>
@@ -526,7 +242,7 @@
         <w:pStyle w:val="FirstParagraph"/>
       </w:pPr>
       <w:r>
-        <w:t xml:space="preserve">系统划分为五大核心模块（远超课程报告「模块数≥4」要求）：</w:t>
+        <w:t xml:space="preserve">系统划分为六个核心模块，各模块职责明确、边界清晰，其概况如表 3.1 所示。编排器负责将自然语言转化为选工具、执行与作答的多轮过程，并产出思维链；MCP 工具层封装 22 个只读运维感知工具并以插件方式注册；安全护栏实现四道防线与能力面隔离，承担抗注入职责；执行器与受控动作模块提供统一的最小权限执行出口与白名单动作；审计溯源模块负责五段思维链的落库、哈希链固定与证据包导出；根因分析模块对磁盘、僵尸进程、负载、内存、I/O 与配置漂移等问题进行关联分析。</w:t>
       </w:r>
     </w:p>
     <w:tbl>
@@ -537,10 +253,9 @@
         <w:jc w:val="start"/>
       </w:tblPr>
       <w:tblGrid>
-        <w:gridCol w:w="1980"/>
-        <w:gridCol w:w="1980"/>
-        <w:gridCol w:w="1980"/>
-        <w:gridCol w:w="1980"/>
+        <w:gridCol w:w="2640"/>
+        <w:gridCol w:w="2640"/>
+        <w:gridCol w:w="2640"/>
       </w:tblGrid>
       <w:tr>
         <w:trPr>
@@ -582,18 +297,6 @@
             </w:r>
           </w:p>
         </w:tc>
-        <w:tc>
-          <w:tcPr/>
-          <w:p>
-            <w:pPr>
-              <w:pStyle w:val="Compact"/>
-              <w:jc w:val="left"/>
-            </w:pPr>
-            <w:r>
-              <w:t xml:space="preserve">对应评分子项</w:t>
-            </w:r>
-          </w:p>
-        </w:tc>
       </w:tr>
       <w:tr>
         <w:tc>
@@ -604,7 +307,7 @@
               <w:jc w:val="left"/>
             </w:pPr>
             <w:r>
-              <w:t xml:space="preserve">LLM 编排器</w:t>
+              <w:t xml:space="preserve">编排器</w:t>
             </w:r>
           </w:p>
         </w:tc>
@@ -631,19 +334,7 @@
               <w:jc w:val="left"/>
             </w:pPr>
             <w:r>
-              <w:t xml:space="preserve">自然语言→选工具→执行→作答的多轮编排与思维链产出</w:t>
-            </w:r>
-          </w:p>
-        </w:tc>
-        <w:tc>
-          <w:tcPr/>
-          <w:p>
-            <w:pPr>
-              <w:pStyle w:val="Compact"/>
-              <w:jc w:val="left"/>
-            </w:pPr>
-            <w:r>
-              <w:t xml:space="preserve">② 自然语言交互</w:t>
+              <w:t xml:space="preserve">自然语言到选工具、执行、作答的多轮编排与思维链产出</w:t>
             </w:r>
           </w:p>
         </w:tc>
@@ -684,19 +375,7 @@
               <w:jc w:val="left"/>
             </w:pPr>
             <w:r>
-              <w:t xml:space="preserve">23 个 READONLY 运维感知工具，插件化注册</w:t>
-            </w:r>
-          </w:p>
-        </w:tc>
-        <w:tc>
-          <w:tcPr/>
-          <w:p>
-            <w:pPr>
-              <w:pStyle w:val="Compact"/>
-              <w:jc w:val="left"/>
-            </w:pPr>
-            <w:r>
-              <w:t xml:space="preserve">① OS 感知 + MCP</w:t>
+              <w:t xml:space="preserve">22 个只读运维感知工具，插件化注册</w:t>
             </w:r>
           </w:p>
         </w:tc>
@@ -737,19 +416,7 @@
               <w:jc w:val="left"/>
             </w:pPr>
             <w:r>
-              <w:t xml:space="preserve">四道防线 + 能力面隔离 + 抗注入</w:t>
-            </w:r>
-          </w:p>
-        </w:tc>
-        <w:tc>
-          <w:tcPr/>
-          <w:p>
-            <w:pPr>
-              <w:pStyle w:val="Compact"/>
-              <w:jc w:val="left"/>
-            </w:pPr>
-            <w:r>
-              <w:t xml:space="preserve">③ 安全护栏</w:t>
+              <w:t xml:space="preserve">四道防线、能力面隔离与抗注入</w:t>
             </w:r>
           </w:p>
         </w:tc>
@@ -763,7 +430,7 @@
               <w:jc w:val="left"/>
             </w:pPr>
             <w:r>
-              <w:t xml:space="preserve">执行器 + 受控动作</w:t>
+              <w:t xml:space="preserve">执行器与受控动作</w:t>
             </w:r>
           </w:p>
         </w:tc>
@@ -799,19 +466,7 @@
               <w:jc w:val="left"/>
             </w:pPr>
             <w:r>
-              <w:t xml:space="preserve">统一最小权限出口 + 7 个白名单动作</w:t>
-            </w:r>
-          </w:p>
-        </w:tc>
-        <w:tc>
-          <w:tcPr/>
-          <w:p>
-            <w:pPr>
-              <w:pStyle w:val="Compact"/>
-              <w:jc w:val="left"/>
-            </w:pPr>
-            <w:r>
-              <w:t xml:space="preserve">③④</w:t>
+              <w:t xml:space="preserve">统一最小权限出口与白名单动作</w:t>
             </w:r>
           </w:p>
         </w:tc>
@@ -852,19 +507,7 @@
               <w:jc w:val="left"/>
             </w:pPr>
             <w:r>
-              <w:t xml:space="preserve">五段思维链 + 哈希链 + 证据包</w:t>
-            </w:r>
-          </w:p>
-        </w:tc>
-        <w:tc>
-          <w:tcPr/>
-          <w:p>
-            <w:pPr>
-              <w:pStyle w:val="Compact"/>
-              <w:jc w:val="left"/>
-            </w:pPr>
-            <w:r>
-              <w:t xml:space="preserve">F5 可追溯</w:t>
+              <w:t xml:space="preserve">五段思维链、哈希链与证据包</w:t>
             </w:r>
           </w:p>
         </w:tc>
@@ -905,24 +548,20 @@
               <w:jc w:val="left"/>
             </w:pPr>
             <w:r>
-              <w:t xml:space="preserve">磁盘/僵尸/负载/内存/IO/配置漂移关联分析</w:t>
-            </w:r>
-          </w:p>
-        </w:tc>
-        <w:tc>
-          <w:tcPr/>
-          <w:p>
-            <w:pPr>
-              <w:pStyle w:val="Compact"/>
-              <w:jc w:val="left"/>
-            </w:pPr>
-            <w:r>
-              <w:t xml:space="preserve">④ 根因分析</w:t>
+              <w:t xml:space="preserve">磁盘、僵尸进程、负载、内存、I/O 与配置漂移关联分析</w:t>
             </w:r>
           </w:p>
         </w:tc>
       </w:tr>
     </w:tbl>
+    <w:p>
+      <w:pPr>
+        <w:pStyle w:val="BodyText"/>
+      </w:pPr>
+      <w:r>
+        <w:t xml:space="preserve">表 3.1　核心模块划分</w:t>
+      </w:r>
+    </w:p>
     <w:bookmarkEnd w:id="28"/>
     <w:bookmarkStart w:id="32" w:name="主设计类图"/>
     <w:p>
@@ -938,115 +577,7 @@
         <w:pStyle w:val="FirstParagraph"/>
       </w:pPr>
       <w:r>
-        <w:t xml:space="preserve">系统核心域的主要类与模块及其关系如图 3.2 所示。</w:t>
-      </w:r>
-      <w:r>
-        <w:rPr>
-          <w:rStyle w:val="VerbatimChar"/>
-        </w:rPr>
-        <w:t xml:space="preserve">Orchestrator</w:t>
-      </w:r>
-      <w:r>
-        <w:t xml:space="preserve"> </w:t>
-      </w:r>
-      <w:r>
-        <w:t xml:space="preserve">依赖</w:t>
-      </w:r>
-      <w:r>
-        <w:t xml:space="preserve"> </w:t>
-      </w:r>
-      <w:r>
-        <w:rPr>
-          <w:rStyle w:val="VerbatimChar"/>
-        </w:rPr>
-        <w:t xml:space="preserve">LLMProvider</w:t>
-      </w:r>
-      <w:r>
-        <w:t xml:space="preserve"> </w:t>
-      </w:r>
-      <w:r>
-        <w:t xml:space="preserve">抽象（DeepSeek / Mock 两实现）与</w:t>
-      </w:r>
-      <w:r>
-        <w:t xml:space="preserve"> </w:t>
-      </w:r>
-      <w:r>
-        <w:rPr>
-          <w:rStyle w:val="VerbatimChar"/>
-        </w:rPr>
-        <w:t xml:space="preserve">MCPClient</w:t>
-      </w:r>
-      <w:r>
-        <w:t xml:space="preserve">，并协同护栏（</w:t>
-      </w:r>
-      <w:r>
-        <w:rPr>
-          <w:rStyle w:val="VerbatimChar"/>
-        </w:rPr>
-        <w:t xml:space="preserve">classifier</w:t>
-      </w:r>
-      <w:r>
-        <w:t xml:space="preserve">/</w:t>
-      </w:r>
-      <w:r>
-        <w:rPr>
-          <w:rStyle w:val="VerbatimChar"/>
-        </w:rPr>
-        <w:t xml:space="preserve">engine</w:t>
-      </w:r>
-      <w:r>
-        <w:t xml:space="preserve">/</w:t>
-      </w:r>
-      <w:r>
-        <w:rPr>
-          <w:rStyle w:val="VerbatimChar"/>
-        </w:rPr>
-        <w:t xml:space="preserve">risk_assessor</w:t>
-      </w:r>
-      <w:r>
-        <w:t xml:space="preserve">/</w:t>
-      </w:r>
-      <w:r>
-        <w:rPr>
-          <w:rStyle w:val="VerbatimChar"/>
-        </w:rPr>
-        <w:t xml:space="preserve">trifecta</w:t>
-      </w:r>
-      <w:r>
-        <w:t xml:space="preserve">）与审计（</w:t>
-      </w:r>
-      <w:r>
-        <w:rPr>
-          <w:rStyle w:val="VerbatimChar"/>
-        </w:rPr>
-        <w:t xml:space="preserve">store</w:t>
-      </w:r>
-      <w:r>
-        <w:t xml:space="preserve">）完成一次会话；</w:t>
-      </w:r>
-      <w:r>
-        <w:rPr>
-          <w:rStyle w:val="VerbatimChar"/>
-        </w:rPr>
-        <w:t xml:space="preserve">executor</w:t>
-      </w:r>
-      <w:r>
-        <w:t xml:space="preserve"> </w:t>
-      </w:r>
-      <w:r>
-        <w:t xml:space="preserve">是命令的统一裁决出口；</w:t>
-      </w:r>
-      <w:r>
-        <w:rPr>
-          <w:rStyle w:val="VerbatimChar"/>
-        </w:rPr>
-        <w:t xml:space="preserve">actions</w:t>
-      </w:r>
-      <w:r>
-        <w:t xml:space="preserve"> </w:t>
-      </w:r>
-      <w:r>
-        <w:t xml:space="preserve">在其上加语义闸门。</w:t>
+        <w:t xml:space="preserve">系统核心域的主要类及其关系如图 3.2 所示。编排器依赖大模型提供者抽象（具有 DeepSeek 与 Mock 两个实现）与 MCP 客户端，并与护栏的若干类（意图分类、规则引擎、风险研判、能力面评估）以及审计存储协同，共同完成一次会话。执行器是命令的统一裁决出口，受控动作模块在其之上叠加语义闸门。</w:t>
       </w:r>
     </w:p>
     <w:p>
@@ -1121,7 +652,7 @@
     </w:p>
     <w:bookmarkEnd w:id="32"/>
     <w:bookmarkEnd w:id="33"/>
-    <w:bookmarkStart w:id="57" w:name="详细设计"/>
+    <w:bookmarkStart w:id="55" w:name="详细设计"/>
     <w:p>
       <w:pPr>
         <w:pStyle w:val="Heading2"/>
@@ -1130,13 +661,13 @@
         <w:t xml:space="preserve">3 详细设计</w:t>
       </w:r>
     </w:p>
-    <w:bookmarkStart w:id="43" w:name="安全护栏设计项目灵魂"/>
+    <w:bookmarkStart w:id="43" w:name="安全护栏设计"/>
     <w:p>
       <w:pPr>
         <w:pStyle w:val="Heading3"/>
       </w:pPr>
       <w:r>
-        <w:t xml:space="preserve">3.1 安全护栏设计（项目灵魂）</w:t>
+        <w:t xml:space="preserve">3.1 安全护栏设计</w:t>
       </w:r>
     </w:p>
     <w:bookmarkStart w:id="37" w:name="四道防线总览"/>
@@ -1150,78 +681,10 @@
     </w:p>
     <w:p>
       <w:pPr>
-        <w:pStyle w:val="SourceCode"/>
-      </w:pPr>
-      <w:r>
-        <w:rPr>
-          <w:rStyle w:val="VerbatimChar"/>
-        </w:rPr>
-        <w:t xml:space="preserve">自然语言 ─→ 编排器 ─┬─ 防线1   意图分类（路由层：白只读快路 / 灰进研判）</w:t>
-      </w:r>
-      <w:r>
-        <w:br/>
-      </w:r>
-      <w:r>
-        <w:rPr>
-          <w:rStyle w:val="VerbatimChar"/>
-        </w:rPr>
-        <w:t xml:space="preserve">                     ├─ 防线1.5 LLM 语义研判（对灰意图叠加，与规则保守合并取更严）</w:t>
-      </w:r>
-      <w:r>
-        <w:br/>
-      </w:r>
-      <w:r>
-        <w:rPr>
-          <w:rStyle w:val="VerbatimChar"/>
-        </w:rPr>
-        <w:t xml:space="preserve">                     └─ 防线3   提示词注入检测（用户输入 + 工具输出沙盒化）</w:t>
-      </w:r>
-      <w:r>
-        <w:br/>
-      </w:r>
-      <w:r>
-        <w:br/>
-      </w:r>
-      <w:r>
-        <w:rPr>
-          <w:rStyle w:val="VerbatimChar"/>
-        </w:rPr>
-        <w:t xml:space="preserve">候选命令 ─→ executor 统一出口 ─┬─ 防线2 高危命令规则库</w:t>
-      </w:r>
-      <w:r>
-        <w:br/>
-      </w:r>
-      <w:r>
-        <w:rPr>
-          <w:rStyle w:val="VerbatimChar"/>
-        </w:rPr>
-        <w:t xml:space="preserve">                                │       （正则 + realpath 路径兜底 + Bash AST + 副作用效果分析，</w:t>
-      </w:r>
-      <w:r>
-        <w:br/>
-      </w:r>
-      <w:r>
-        <w:rPr>
-          <w:rStyle w:val="VerbatimChar"/>
-        </w:rPr>
-        <w:t xml:space="preserve">                                │        四者保守合并、只升不降）</w:t>
-      </w:r>
-      <w:r>
-        <w:br/>
-      </w:r>
-      <w:r>
-        <w:rPr>
-          <w:rStyle w:val="VerbatimChar"/>
-        </w:rPr>
-        <w:t xml:space="preserve">                                └─ 防线4 最小权限校验（非必要不 root）</w:t>
-      </w:r>
-    </w:p>
-    <w:p>
-      <w:pPr>
         <w:pStyle w:val="FirstParagraph"/>
       </w:pPr>
       <w:r>
-        <w:t xml:space="preserve">护栏包的详细类设计如图 4.1 所示。</w:t>
+        <w:t xml:space="preserve">安全护栏由四道防线构成，并分布在两条不同的链路上。在编排链路上，输入指令先经过意图分类（作为路由层，将只读查询导向快速路径、将修改类意图导向研判路径），对修改类意图再叠加一次基于语义的研判（其结论与规则裁决保守合并，取更严者），同时对用户输入与工具输出做提示词注入检测。在命令链路上，所有候选命令经由执行器这一统一出口，先后接受高危命令规则库的裁决与最小权限校验。其中规则库的裁决综合了正则匹配、真实路径兜底、Bash 抽象语法树结构分析与副作用效果分析四种手段，对四者的命中结果保守合并，只升不降。护栏各类的详细设计如图 4.1 所示。</w:t>
       </w:r>
     </w:p>
     <w:p>
@@ -1284,7 +747,7 @@
         <w:pStyle w:val="BodyText"/>
       </w:pPr>
       <w:r>
-        <w:t xml:space="preserve">图 4.1　安全护栏包详细类图（四道防线 + 纵深防御）</w:t>
+        <w:t xml:space="preserve">图 4.1　安全护栏包详细类图（四道防线与纵深防御）</w:t>
       </w:r>
     </w:p>
     <w:bookmarkEnd w:id="37"/>
@@ -1302,73 +765,7 @@
         <w:pStyle w:val="FirstParagraph"/>
       </w:pPr>
       <w:r>
-        <w:t xml:space="preserve">规则以</w:t>
-      </w:r>
-      <w:r>
-        <w:t xml:space="preserve"> </w:t>
-      </w:r>
-      <w:r>
-        <w:rPr>
-          <w:rStyle w:val="VerbatimChar"/>
-        </w:rPr>
-        <w:t xml:space="preserve">Rule(id, pattern, risk, action, description, category)</w:t>
-      </w:r>
-      <w:r>
-        <w:t xml:space="preserve"> </w:t>
-      </w:r>
-      <w:r>
-        <w:t xml:space="preserve">数据类表达，覆盖六类：删除、权限、磁盘、提权、配置、注入；外加外联/反弹 shell（egress）。风险分级</w:t>
-      </w:r>
-      <w:r>
-        <w:t xml:space="preserve"> </w:t>
-      </w:r>
-      <w:r>
-        <w:rPr>
-          <w:rStyle w:val="VerbatimChar"/>
-        </w:rPr>
-        <w:t xml:space="preserve">RiskLevel ∈ {CRITICAL, HIGH, MEDIUM, LOW}</w:t>
-      </w:r>
-      <w:r>
-        <w:t xml:space="preserve">，门控动作</w:t>
-      </w:r>
-      <w:r>
-        <w:t xml:space="preserve"> </w:t>
-      </w:r>
-      <w:r>
-        <w:rPr>
-          <w:rStyle w:val="VerbatimChar"/>
-        </w:rPr>
-        <w:t xml:space="preserve">Action ∈ {DENY, CONFIRM, ALLOW}</w:t>
-      </w:r>
-      <w:r>
-        <w:t xml:space="preserve">。规则存于</w:t>
-      </w:r>
-      <w:r>
-        <w:t xml:space="preserve"> </w:t>
-      </w:r>
-      <w:r>
-        <w:rPr>
-          <w:rStyle w:val="VerbatimChar"/>
-        </w:rPr>
-        <w:t xml:space="preserve">rules.yaml</w:t>
-      </w:r>
-      <w:r>
-        <w:t xml:space="preserve">（36 条，支持热加载），红线规则（CRITICAL+DENY）硬编码于</w:t>
-      </w:r>
-      <w:r>
-        <w:t xml:space="preserve"> </w:t>
-      </w:r>
-      <w:r>
-        <w:rPr>
-          <w:rStyle w:val="VerbatimChar"/>
-        </w:rPr>
-        <w:t xml:space="preserve">rules.py</w:t>
-      </w:r>
-      <w:r>
-        <w:t xml:space="preserve"> </w:t>
-      </w:r>
-      <w:r>
-        <w:t xml:space="preserve">兜底，配置层无法削弱。</w:t>
+        <w:t xml:space="preserve">规则以包含规则标识、匹配模式、风险等级、门控动作、说明与类别等字段的数据类表达，覆盖删除、权限、磁盘、提权、配置、注入六类操作，并对外联与反弹 shell 这类外发行为单独成类。风险等级划分为最高危、高危、中危、低危四级，门控动作分为拒绝、二次确认与放行三种。规则共有 36 条，存放于配置文件中并支持热加载；其中的红线规则以硬编码方式兜底，配置层无法将其削弱。</w:t>
       </w:r>
     </w:p>
     <w:p>
@@ -1376,29 +773,7 @@
         <w:pStyle w:val="BodyText"/>
       </w:pPr>
       <w:r>
-        <w:t xml:space="preserve">裁决采用</w:t>
-      </w:r>
-      <w:r>
-        <w:rPr>
-          <w:bCs/>
-          <w:b/>
-        </w:rPr>
-        <w:t xml:space="preserve">保守合并取更严</w:t>
-      </w:r>
-      <w:r>
-        <w:t xml:space="preserve">：正则、realpath 路径兜底、Bash AST 结构分析、副作用效果分析四者的命中并入同一</w:t>
-      </w:r>
-      <w:r>
-        <w:t xml:space="preserve"> </w:t>
-      </w:r>
-      <w:r>
-        <w:rPr>
-          <w:rStyle w:val="VerbatimChar"/>
-        </w:rPr>
-        <w:t xml:space="preserve">hits</w:t>
-      </w:r>
-      <w:r>
-        <w:t xml:space="preserve">，风险标签取最高、门控取 DENY/CONFIRM 并集，逐一兑现，只升不降。命令裁决的状态机如图 4.5 所示。</w:t>
+        <w:t xml:space="preserve">命令裁决采用保守合并、取更严的策略。正则匹配、真实路径兜底、抽象语法树结构分析与副作用效果分析四种手段的命中结果汇入同一命中集合，风险标签取其中最高者，门控动作取拒绝与二次确认的并集后逐一兑现，整个过程只升不降。命令裁决的状态转移如图 4.5 所示。</w:t>
       </w:r>
     </w:p>
     <w:p>
@@ -1461,135 +836,25 @@
         <w:pStyle w:val="BodyText"/>
       </w:pPr>
       <w:r>
-        <w:t xml:space="preserve">图 4.5　护栏命令裁决状态机（防线2 + 防线4）</w:t>
+        <w:t xml:space="preserve">图 4.5　护栏命令裁决状态机（命令规则与最小权限）</w:t>
       </w:r>
     </w:p>
     <w:bookmarkEnd w:id="41"/>
-    <w:bookmarkStart w:id="42" w:name="抗注入与-camel-信息流隔离"/>
+    <w:bookmarkStart w:id="42" w:name="抗注入与信息流隔离"/>
     <w:p>
       <w:pPr>
         <w:pStyle w:val="Heading4"/>
       </w:pPr>
       <w:r>
-        <w:t xml:space="preserve">3.1.3 抗注入与 CaMeL 信息流隔离</w:t>
-      </w:r>
-    </w:p>
-    <w:p>
-      <w:pPr>
-        <w:numPr>
-          <w:ilvl w:val="0"/>
-          <w:numId w:val="1002"/>
-        </w:numPr>
-        <w:pStyle w:val="Compact"/>
-      </w:pPr>
-      <w:r>
-        <w:rPr>
-          <w:bCs/>
-          <w:b/>
-        </w:rPr>
-        <w:t xml:space="preserve">入口注入</w:t>
-      </w:r>
-      <w:r>
-        <w:t xml:space="preserve">：用户输入经</w:t>
-      </w:r>
-      <w:r>
-        <w:t xml:space="preserve"> </w:t>
-      </w:r>
-      <w:r>
-        <w:rPr>
-          <w:rStyle w:val="VerbatimChar"/>
-        </w:rPr>
-        <w:t xml:space="preserve">scan_injection</w:t>
-      </w:r>
-      <w:r>
-        <w:t xml:space="preserve"> </w:t>
-      </w:r>
-      <w:r>
-        <w:t xml:space="preserve">结构化检测，命中即拒绝并留痕；</w:t>
-      </w:r>
-    </w:p>
-    <w:p>
-      <w:pPr>
-        <w:numPr>
-          <w:ilvl w:val="0"/>
-          <w:numId w:val="1002"/>
-        </w:numPr>
-        <w:pStyle w:val="Compact"/>
-      </w:pPr>
-      <w:r>
-        <w:rPr>
-          <w:bCs/>
-          <w:b/>
-        </w:rPr>
-        <w:t xml:space="preserve">工具输出注入</w:t>
-      </w:r>
-      <w:r>
-        <w:t xml:space="preserve">：工具返回视为外部不可信数据，先</w:t>
-      </w:r>
-      <w:r>
-        <w:t xml:space="preserve"> </w:t>
-      </w:r>
-      <w:r>
-        <w:rPr>
-          <w:rStyle w:val="VerbatimChar"/>
-        </w:rPr>
-        <w:t xml:space="preserve">sanitize_tool_result</w:t>
-      </w:r>
-      <w:r>
-        <w:t xml:space="preserve">（spotlighting/datamarking 打标）；不可信或检出注入的输出经</w:t>
-      </w:r>
-      <w:r>
-        <w:t xml:space="preserve"> </w:t>
-      </w:r>
-      <w:r>
-        <w:rPr>
-          <w:rStyle w:val="VerbatimChar"/>
-        </w:rPr>
-        <w:t xml:space="preserve">_quarantined_read</w:t>
-      </w:r>
-      <w:r>
-        <w:t xml:space="preserve">——一次</w:t>
-      </w:r>
-      <w:r>
-        <w:rPr>
-          <w:bCs/>
-          <w:b/>
-        </w:rPr>
-        <w:t xml:space="preserve">无工具</w:t>
-      </w:r>
-      <w:r>
-        <w:t xml:space="preserve">的隔离阅读器调用，把原始字节压成被重新标记为不可信的摘要后才回喂规划器；</w:t>
-      </w:r>
-    </w:p>
-    <w:p>
-      <w:pPr>
-        <w:numPr>
-          <w:ilvl w:val="0"/>
-          <w:numId w:val="1002"/>
-        </w:numPr>
-        <w:pStyle w:val="Compact"/>
-      </w:pPr>
-      <w:r>
-        <w:rPr>
-          <w:bCs/>
-          <w:b/>
-        </w:rPr>
-        <w:t xml:space="preserve">污点门控</w:t>
-      </w:r>
-      <w:r>
-        <w:t xml:space="preserve">：路径一旦摄入不可信数据即标记</w:t>
-      </w:r>
-      <w:r>
-        <w:t xml:space="preserve"> </w:t>
-      </w:r>
-      <w:r>
-        <w:rPr>
-          <w:rStyle w:val="VerbatimChar"/>
-        </w:rPr>
-        <w:t xml:space="preserve">tainted</w:t>
-      </w:r>
-      <w:r>
-        <w:t xml:space="preserve">，配合能力面评估强制「污点 ∧ 状态变更 恒不成立」不变量。</w:t>
+        <w:t xml:space="preserve">3.1.3 抗注入与信息流隔离</w:t>
+      </w:r>
+    </w:p>
+    <w:p>
+      <w:pPr>
+        <w:pStyle w:val="FirstParagraph"/>
+      </w:pPr>
+      <w:r>
+        <w:t xml:space="preserve">抗注入设计针对两类来源分别处置。对于来自对话入口的注入，用户输入经结构化检测，一旦命中越权诱导特征即被拒绝并留痕。对于来自工具输出的注入，工具返回一律被视为外部不可信数据，先以结构化标记的方式打标隔离；对于其中不可信或检出注入的内容，再经过一次无工具的隔离阅读处理，将原始字节压缩为被重新标记为不可信的摘要后才回喂规划模型。在此之上，系统实施污点门控：链路一旦摄入不可信数据即被标记为受污染状态，并配合能力面评估，强制使「受污染且发生状态变更」这一组合永远不成立。</w:t>
       </w:r>
     </w:p>
     <w:bookmarkEnd w:id="42"/>
@@ -1608,34 +873,7 @@
         <w:pStyle w:val="FirstParagraph"/>
       </w:pPr>
       <w:r>
-        <w:t xml:space="preserve">23 个工具全部 READONLY，按六大类封装，集中登记于</w:t>
-      </w:r>
-      <w:r>
-        <w:t xml:space="preserve"> </w:t>
-      </w:r>
-      <w:r>
-        <w:rPr>
-          <w:rStyle w:val="VerbatimChar"/>
-        </w:rPr>
-        <w:t xml:space="preserve">REGISTRY: dict[str, ToolSpec]</w:t>
-      </w:r>
-      <w:r>
-        <w:t xml:space="preserve">，由</w:t>
-      </w:r>
-      <w:r>
-        <w:t xml:space="preserve"> </w:t>
-      </w:r>
-      <w:r>
-        <w:rPr>
-          <w:rStyle w:val="VerbatimChar"/>
-        </w:rPr>
-        <w:t xml:space="preserve">server.py</w:t>
-      </w:r>
-      <w:r>
-        <w:t xml:space="preserve"> </w:t>
-      </w:r>
-      <w:r>
-        <w:t xml:space="preserve">统一注册到 FastMCP。</w:t>
+        <w:t xml:space="preserve">MCP 工具层共封装 22 个工具，全部为只读，按六大类组织，并集中登记于工具注册表，由服务器模块统一注册到 MCP 框架对外暴露。各类工具的构成如表 4.1 所示。每个工具都实现为一个纯函数，便于单元测试，返回结构化的字典并标注其读写级别。真正改变系统状态的动作不在此表之内，而由受控动作模块单独承载。</w:t>
       </w:r>
     </w:p>
     <w:tbl>
@@ -1713,7 +951,7 @@
               <w:jc w:val="left"/>
             </w:pPr>
             <w:r>
-              <w:t xml:space="preserve">内存/系统</w:t>
+              <w:t xml:space="preserve">内存与系统</w:t>
             </w:r>
           </w:p>
         </w:tc>
@@ -1866,19 +1104,7 @@
         <w:pStyle w:val="BodyText"/>
       </w:pPr>
       <w:r>
-        <w:t xml:space="preserve">每个工具是一个纯函数（便于 pytest），返回结构化 dict，标注</w:t>
-      </w:r>
-      <w:r>
-        <w:t xml:space="preserve"> </w:t>
-      </w:r>
-      <w:r>
-        <w:rPr>
-          <w:rStyle w:val="VerbatimChar"/>
-        </w:rPr>
-        <w:t xml:space="preserve">level</w:t>
-      </w:r>
-      <w:r>
-        <w:t xml:space="preserve">。真正的可变动作不进此表。</w:t>
+        <w:t xml:space="preserve">表 4.1　MCP 只读工具清单（共 22 个）</w:t>
       </w:r>
     </w:p>
     <w:bookmarkEnd w:id="44"/>
@@ -1896,22 +1122,7 @@
         <w:pStyle w:val="FirstParagraph"/>
       </w:pPr>
       <w:r>
-        <w:t xml:space="preserve">7 个白名单参数化动作，统一经</w:t>
-      </w:r>
-      <w:r>
-        <w:t xml:space="preserve"> </w:t>
-      </w:r>
-      <w:r>
-        <w:rPr>
-          <w:rStyle w:val="VerbatimChar"/>
-        </w:rPr>
-        <w:t xml:space="preserve">run_action</w:t>
-      </w:r>
-      <w:r>
-        <w:t xml:space="preserve"> </w:t>
-      </w:r>
-      <w:r>
-        <w:t xml:space="preserve">分发，每个动作「语义校验 → 结构化 argv → executor 护栏 → 强制二次确认 → 五段审计」。</w:t>
+        <w:t xml:space="preserve">受控动作层提供 7 个白名单参数化动作，统一经分发函数调度，每个动作都遵循「语义校验、构造结构化参数、经执行器护栏裁决、强制二次确认、五段审计」的固定流程。各动作的落地方式与语义闸门如表 4.2 所示。系统的实用性沿「增加经过语义闸门、二次确认与执行器护栏的受控动作」这一方向扩展，而非向大模型开放自由 shell，从而在增强能力的同时保持前述结构性不变量。</w:t>
       </w:r>
     </w:p>
     <w:tbl>
@@ -1988,31 +1199,19 @@
               <w:jc w:val="left"/>
             </w:pPr>
             <w:r>
-              <w:t xml:space="preserve">fd-safe</w:t>
-            </w:r>
-            <w:r>
-              <w:t xml:space="preserve"> </w:t>
-            </w:r>
-            <w:r>
-              <w:rPr>
-                <w:rStyle w:val="VerbatimChar"/>
-              </w:rPr>
-              <w:t xml:space="preserve">os.ftruncate</w:t>
-            </w:r>
-            <w:r>
-              <w:t xml:space="preserve">（O_NOFOLLOW 防软链写穿）</w:t>
-            </w:r>
-          </w:p>
-        </w:tc>
-        <w:tc>
-          <w:tcPr/>
-          <w:p>
-            <w:pPr>
-              <w:pStyle w:val="Compact"/>
-              <w:jc w:val="left"/>
-            </w:pPr>
-            <w:r>
-              <w:t xml:space="preserve">仅 CLEANABLE 类、拒符号链接、消除 TOCTOU</w:t>
+              <w:t xml:space="preserve">以文件描述符安全方式清空（防软链写穿）</w:t>
+            </w:r>
+          </w:p>
+        </w:tc>
+        <w:tc>
+          <w:tcPr/>
+          <w:p>
+            <w:pPr>
+              <w:pStyle w:val="Compact"/>
+              <w:jc w:val="left"/>
+            </w:pPr>
+            <w:r>
+              <w:t xml:space="preserve">仅限可清理类、拒绝符号链接、消除竞态窗口</w:t>
             </w:r>
           </w:p>
         </w:tc>
@@ -2038,25 +1237,19 @@
               <w:jc w:val="left"/>
             </w:pPr>
             <w:r>
-              <w:rPr>
-                <w:rStyle w:val="VerbatimChar"/>
-              </w:rPr>
-              <w:t xml:space="preserve">kill -SIG pid</w:t>
-            </w:r>
-            <w:r>
-              <w:t xml:space="preserve">（结构化 argv）</w:t>
-            </w:r>
-          </w:p>
-        </w:tc>
-        <w:tc>
-          <w:tcPr/>
-          <w:p>
-            <w:pPr>
-              <w:pStyle w:val="Compact"/>
-              <w:jc w:val="left"/>
-            </w:pPr>
-            <w:r>
-              <w:t xml:space="preserve">禁 init/systemd/自身/关键服务；root 进程需授权；信号白名单</w:t>
+              <w:t xml:space="preserve">向指定进程发送信号</w:t>
+            </w:r>
+          </w:p>
+        </w:tc>
+        <w:tc>
+          <w:tcPr/>
+          <w:p>
+            <w:pPr>
+              <w:pStyle w:val="Compact"/>
+              <w:jc w:val="left"/>
+            </w:pPr>
+            <w:r>
+              <w:t xml:space="preserve">禁止终止初始化进程、关键服务与自身；root 进程需授权；信号白名单</w:t>
             </w:r>
           </w:p>
         </w:tc>
@@ -2082,22 +1275,19 @@
               <w:jc w:val="left"/>
             </w:pPr>
             <w:r>
-              <w:rPr>
-                <w:rStyle w:val="VerbatimChar"/>
-              </w:rPr>
-              <w:t xml:space="preserve">rm -f path</w:t>
-            </w:r>
-          </w:p>
-        </w:tc>
-        <w:tc>
-          <w:tcPr/>
-          <w:p>
-            <w:pPr>
-              <w:pStyle w:val="Compact"/>
-              <w:jc w:val="left"/>
-            </w:pPr>
-            <w:r>
-              <w:t xml:space="preserve">仅 CLEANABLE、仅普通文件；命令仍过 PATH-001 兜底</w:t>
+              <w:t xml:space="preserve">删除指定文件</w:t>
+            </w:r>
+          </w:p>
+        </w:tc>
+        <w:tc>
+          <w:tcPr/>
+          <w:p>
+            <w:pPr>
+              <w:pStyle w:val="Compact"/>
+              <w:jc w:val="left"/>
+            </w:pPr>
+            <w:r>
+              <w:t xml:space="preserve">仅限可清理的普通文件；命令仍受路径规则兜底</w:t>
             </w:r>
           </w:p>
         </w:tc>
@@ -2123,22 +1313,19 @@
               <w:jc w:val="left"/>
             </w:pPr>
             <w:r>
-              <w:rPr>
-                <w:rStyle w:val="VerbatimChar"/>
-              </w:rPr>
-              <w:t xml:space="preserve">systemctl restart unit</w:t>
-            </w:r>
-          </w:p>
-        </w:tc>
-        <w:tc>
-          <w:tcPr/>
-          <w:p>
-            <w:pPr>
-              <w:pStyle w:val="Compact"/>
-              <w:jc w:val="left"/>
-            </w:pPr>
-            <w:r>
-              <w:t xml:space="preserve">unit 白名单校验、关键单元拒、需显式授权</w:t>
+              <w:t xml:space="preserve">重启指定服务单元</w:t>
+            </w:r>
+          </w:p>
+        </w:tc>
+        <w:tc>
+          <w:tcPr/>
+          <w:p>
+            <w:pPr>
+              <w:pStyle w:val="Compact"/>
+              <w:jc w:val="left"/>
+            </w:pPr>
+            <w:r>
+              <w:t xml:space="preserve">单元白名单校验、关键单元拒绝、需显式授权</w:t>
             </w:r>
           </w:p>
         </w:tc>
@@ -2164,10 +1351,7 @@
               <w:jc w:val="left"/>
             </w:pPr>
             <w:r>
-              <w:rPr>
-                <w:rStyle w:val="VerbatimChar"/>
-              </w:rPr>
-              <w:t xml:space="preserve">systemctl reload unit</w:t>
+              <w:t xml:space="preserve">重载指定服务配置</w:t>
             </w:r>
           </w:p>
         </w:tc>
@@ -2205,22 +1389,19 @@
               <w:jc w:val="left"/>
             </w:pPr>
             <w:r>
-              <w:rPr>
-                <w:rStyle w:val="VerbatimChar"/>
-              </w:rPr>
-              <w:t xml:space="preserve">iptables -I INPUT -s ip -j DROP</w:t>
-            </w:r>
-          </w:p>
-        </w:tc>
-        <w:tc>
-          <w:tcPr/>
-          <w:p>
-            <w:pPr>
-              <w:pStyle w:val="Compact"/>
-              <w:jc w:val="left"/>
-            </w:pPr>
-            <w:r>
-              <w:t xml:space="preserve">拒网段/特殊地址/当前 SSH 来源（防自锁）、需授权</w:t>
+              <w:t xml:space="preserve">在防火墙中封禁指定地址</w:t>
+            </w:r>
+          </w:p>
+        </w:tc>
+        <w:tc>
+          <w:tcPr/>
+          <w:p>
+            <w:pPr>
+              <w:pStyle w:val="Compact"/>
+              <w:jc w:val="left"/>
+            </w:pPr>
+            <w:r>
+              <w:t xml:space="preserve">拒绝网段、特殊地址与当前 SSH 来源（防自锁）、需授权</w:t>
             </w:r>
           </w:p>
         </w:tc>
@@ -2246,22 +1427,19 @@
               <w:jc w:val="left"/>
             </w:pPr>
             <w:r>
-              <w:rPr>
-                <w:rStyle w:val="VerbatimChar"/>
-              </w:rPr>
-              <w:t xml:space="preserve">journalctl --vacuum-size/--vacuum-time</w:t>
-            </w:r>
-          </w:p>
-        </w:tc>
-        <w:tc>
-          <w:tcPr/>
-          <w:p>
-            <w:pPr>
-              <w:pStyle w:val="Compact"/>
-              <w:jc w:val="left"/>
-            </w:pPr>
-            <w:r>
-              <w:t xml:space="preserve">size/time 二选一且格式白名单</w:t>
+              <w:t xml:space="preserve">按容量或时间清理系统日志</w:t>
+            </w:r>
+          </w:p>
+        </w:tc>
+        <w:tc>
+          <w:tcPr/>
+          <w:p>
+            <w:pPr>
+              <w:pStyle w:val="Compact"/>
+              <w:jc w:val="left"/>
+            </w:pPr>
+            <w:r>
+              <w:t xml:space="preserve">容量或时间二选一且格式受白名单约束</w:t>
             </w:r>
           </w:p>
         </w:tc>
@@ -2272,14 +1450,7 @@
         <w:pStyle w:val="BodyText"/>
       </w:pPr>
       <w:r>
-        <w:rPr>
-          <w:bCs/>
-          <w:b/>
-        </w:rPr>
-        <w:t xml:space="preserve">扩展实用性的正确方向</w:t>
-      </w:r>
-      <w:r>
-        <w:t xml:space="preserve">：往白名单加参数化受控动作（每个都过语义闸门 + 二次确认 + executor 护栏），而非给 LLM 自由 shell。</w:t>
+        <w:t xml:space="preserve">表 4.2　受控动作及其语义闸门</w:t>
       </w:r>
     </w:p>
     <w:bookmarkEnd w:id="45"/>
@@ -2297,87 +1468,7 @@
         <w:pStyle w:val="FirstParagraph"/>
       </w:pPr>
       <w:r>
-        <w:rPr>
-          <w:rStyle w:val="VerbatimChar"/>
-        </w:rPr>
-        <w:t xml:space="preserve">executor</w:t>
-      </w:r>
-      <w:r>
-        <w:t xml:space="preserve"> </w:t>
-      </w:r>
-      <w:r>
-        <w:t xml:space="preserve">是所有可变命令的唯一出口，提供两个入口：</w:t>
-      </w:r>
-    </w:p>
-    <w:p>
-      <w:pPr>
-        <w:numPr>
-          <w:ilvl w:val="0"/>
-          <w:numId w:val="1003"/>
-        </w:numPr>
-        <w:pStyle w:val="Compact"/>
-      </w:pPr>
-      <w:r>
-        <w:rPr>
-          <w:rStyle w:val="VerbatimChar"/>
-        </w:rPr>
-        <w:t xml:space="preserve">execute(cmd: str)</w:t>
-      </w:r>
-      <w:r>
-        <w:t xml:space="preserve">：自由形态字符串，护栏在原始字符串上裁决；</w:t>
-      </w:r>
-    </w:p>
-    <w:p>
-      <w:pPr>
-        <w:numPr>
-          <w:ilvl w:val="0"/>
-          <w:numId w:val="1003"/>
-        </w:numPr>
-        <w:pStyle w:val="Compact"/>
-      </w:pPr>
-      <w:r>
-        <w:rPr>
-          <w:rStyle w:val="VerbatimChar"/>
-        </w:rPr>
-        <w:t xml:space="preserve">execute_argv(argv: list[str])</w:t>
-      </w:r>
-      <w:r>
-        <w:t xml:space="preserve">：结构化入口（受控动作首选），</w:t>
-      </w:r>
-      <w:r>
-        <w:rPr>
-          <w:rStyle w:val="VerbatimChar"/>
-        </w:rPr>
-        <w:t xml:space="preserve">argv</w:t>
-      </w:r>
-      <w:r>
-        <w:t xml:space="preserve"> </w:t>
-      </w:r>
-      <w:r>
-        <w:t xml:space="preserve">即权威执行对象，护栏在</w:t>
-      </w:r>
-      <w:r>
-        <w:t xml:space="preserve"> </w:t>
-      </w:r>
-      <w:r>
-        <w:rPr>
-          <w:rStyle w:val="VerbatimChar"/>
-        </w:rPr>
-        <w:t xml:space="preserve">shlex.join(argv)</w:t>
-      </w:r>
-      <w:r>
-        <w:t xml:space="preserve"> </w:t>
-      </w:r>
-      <w:r>
-        <w:t xml:space="preserve">上裁决，「所审即所执」可证，消除「字符串→argv」再解析的歧义。</w:t>
-      </w:r>
-    </w:p>
-    <w:p>
-      <w:pPr>
-        <w:pStyle w:val="FirstParagraph"/>
-      </w:pPr>
-      <w:r>
-        <w:t xml:space="preserve">放行后套轻量沙箱（资源/权限限额）落地，即便护栏误放行也炸不了宿主机。</w:t>
+        <w:t xml:space="preserve">执行器是所有可变更命令的唯一出口，对外提供两个入口。其一是面向自由形态命令字符串的入口，护栏直接在原始字符串上裁决。其二是面向结构化参数列表的入口，受控动作优先采用这一入口，参数列表本身即为权威的执行对象，护栏在由其拼接出的命令上裁决，从而保证「所审即所执」可被证明，消除了从字符串再解析为参数列表过程中的歧义。命令获放行后，执行器在轻量沙箱中以资源与权限限额落地，即便护栏存在误放行，也难以波及宿主机。</w:t>
       </w:r>
     </w:p>
     <w:bookmarkEnd w:id="46"/>
@@ -2395,102 +1486,11 @@
         <w:pStyle w:val="FirstParagraph"/>
       </w:pPr>
       <w:r>
-        <w:rPr>
-          <w:rStyle w:val="VerbatimChar"/>
-        </w:rPr>
-        <w:t xml:space="preserve">diagnosis</w:t>
-      </w:r>
-      <w:r>
-        <w:t xml:space="preserve"> </w:t>
-      </w:r>
-      <w:r>
-        <w:t xml:space="preserve">消费 MCP 只读数据做「推理 + 关键性判断 + 建议」，</w:t>
-      </w:r>
-      <w:r>
-        <w:rPr>
-          <w:bCs/>
-          <w:b/>
-        </w:rPr>
-        <w:t xml:space="preserve">绝不执行</w:t>
-      </w:r>
-      <w:r>
-        <w:t xml:space="preserve">任何处置：</w:t>
-      </w:r>
-    </w:p>
-    <w:p>
-      <w:pPr>
-        <w:numPr>
-          <w:ilvl w:val="0"/>
-          <w:numId w:val="1004"/>
-        </w:numPr>
-        <w:pStyle w:val="Compact"/>
-      </w:pPr>
-      <w:r>
-        <w:t xml:space="preserve">磁盘满 → 定位大文件 →</w:t>
-      </w:r>
-      <w:r>
-        <w:t xml:space="preserve"> </w:t>
-      </w:r>
-      <w:r>
-        <w:rPr>
-          <w:rStyle w:val="VerbatimChar"/>
-        </w:rPr>
-        <w:t xml:space="preserve">classify_file</w:t>
-      </w:r>
-      <w:r>
-        <w:t xml:space="preserve"> </w:t>
-      </w:r>
-      <w:r>
-        <w:t xml:space="preserve">判关键性（</w:t>
-      </w:r>
-      <w:r>
-        <w:rPr>
-          <w:rStyle w:val="VerbatimChar"/>
-        </w:rPr>
-        <w:t xml:space="preserve">FileClass ∈ {CLEANABLE, CRITICAL, UNKNOWN}</w:t>
-      </w:r>
-      <w:r>
-        <w:t xml:space="preserve">）→ 给清理建议；</w:t>
-      </w:r>
-    </w:p>
-    <w:p>
-      <w:pPr>
-        <w:numPr>
-          <w:ilvl w:val="0"/>
-          <w:numId w:val="1004"/>
-        </w:numPr>
-        <w:pStyle w:val="Compact"/>
-      </w:pPr>
-      <w:r>
-        <w:t xml:space="preserve">僵尸进程 → 定位父进程（回收靠父进程）；</w:t>
-      </w:r>
-    </w:p>
-    <w:p>
-      <w:pPr>
-        <w:numPr>
-          <w:ilvl w:val="0"/>
-          <w:numId w:val="1004"/>
-        </w:numPr>
-        <w:pStyle w:val="Compact"/>
-      </w:pPr>
-      <w:r>
-        <w:t xml:space="preserve">负载/内存/IO → 过载判断 + 占用最高进程；内存泄漏（RSS 增长 + swap 颠簸）证据链；</w:t>
-      </w:r>
-    </w:p>
-    <w:p>
-      <w:pPr>
-        <w:numPr>
-          <w:ilvl w:val="0"/>
-          <w:numId w:val="1004"/>
-        </w:numPr>
-        <w:pStyle w:val="Compact"/>
-      </w:pPr>
-      <w:r>
-        <w:t xml:space="preserve">配置漂移 → TOFU 锚定关键配置基线，报告 changed/removed/added。</w:t>
+        <w:t xml:space="preserve">根因分析模块消费 MCP 只读工具采集的数据，完成推理、关键性判断与建议生成，但绝不执行任何处置。当磁盘占用过高时，模块定位大文件并对其关键性进行分类（可清理、关键、未知三类），据此给出清理建议；当出现僵尸进程时，模块定位其父进程，因为僵尸进程的回收依赖父进程；针对负载、内存与 I/O，模块进行过载判断并找出占用最高的进程，对内存泄漏则依据常驻内存增长与交换分区颠簸构造证据链；针对配置漂移，模块以首次信任锚定关键配置基线，报告其后发生的修改、删除与新增。</w:t>
       </w:r>
     </w:p>
     <w:bookmarkEnd w:id="47"/>
-    <w:bookmarkStart w:id="56" w:name="关键流程时序"/>
+    <w:bookmarkStart w:id="54" w:name="关键流程时序"/>
     <w:p>
       <w:pPr>
         <w:pStyle w:val="Heading3"/>
@@ -2499,21 +1499,12 @@
         <w:t xml:space="preserve">3.6 关键流程时序</w:t>
       </w:r>
     </w:p>
-    <w:bookmarkStart w:id="51" w:name="帮我清理系统垃圾全链路"/>
-    <w:p>
-      <w:pPr>
-        <w:pStyle w:val="Heading4"/>
-      </w:pPr>
-      <w:r>
-        <w:t xml:space="preserve">3.6.1 「帮我清理系统垃圾」全链路</w:t>
-      </w:r>
-    </w:p>
     <w:p>
       <w:pPr>
         <w:pStyle w:val="FirstParagraph"/>
       </w:pPr>
       <w:r>
-        <w:t xml:space="preserve">赛题招牌场景的端到端闭环如图 4.2 所示，分两阶段：阶段一只读感知 + 根因分析（识别大日志、判断关键性），阶段二在用户二次确认后执行受控动作（fd-safe 清空日志），全程产出五段思维链。</w:t>
+        <w:t xml:space="preserve">系统的典型场景「帮我清理系统垃圾」的端到端闭环如图 4.2 所示，分为两个阶段。第一阶段为只读感知与根因分析，系统识别出占用空间的大日志并判断其关键性；第二阶段在用户完成二次确认后执行受控动作，以文件描述符安全方式清空日志，全程产出五段思维链。</w:t>
       </w:r>
     </w:p>
     <w:p>
@@ -2579,22 +1570,12 @@
         <w:t xml:space="preserve">图 4.2　顺序图：「帮我清理系统垃圾」全链路闭环</w:t>
       </w:r>
     </w:p>
-    <w:bookmarkEnd w:id="51"/>
-    <w:bookmarkStart w:id="55" w:name="抗提示词注入"/>
-    <w:p>
-      <w:pPr>
-        <w:pStyle w:val="Heading4"/>
-      </w:pPr>
-      <w:r>
-        <w:t xml:space="preserve">3.6.2 抗提示词注入</w:t>
-      </w:r>
-    </w:p>
-    <w:p>
-      <w:pPr>
-        <w:pStyle w:val="FirstParagraph"/>
-      </w:pPr>
-      <w:r>
-        <w:t xml:space="preserve">抗注入的双场景设计如图 4.3 所示：场景 A 为对话入口的越权诱导话术（在进入 LLM 前即被拦截）；场景 B 为工具输出夹带注入（经 CaMeL 双 LLM 隔离 + 污点门控，夹带指令无法进入控制流）。</w:t>
+    <w:p>
+      <w:pPr>
+        <w:pStyle w:val="BodyText"/>
+      </w:pPr>
+      <w:r>
+        <w:t xml:space="preserve">抗提示词注入的两类场景如图 4.3 所示。场景一为对话入口出现的越权诱导话术，系统在进入大模型之前即予以拦截；场景二为工具输出夹带注入指令，系统经双模型隔离阅读与污点门控处理，使夹带的指令无法进入控制流。</w:t>
       </w:r>
     </w:p>
     <w:p>
@@ -2606,18 +1587,18 @@
           <wp:inline>
             <wp:extent cx="5334000" cy="3683751"/>
             <wp:effectExtent b="0" l="0" r="0" t="0"/>
-            <wp:docPr descr="抗注入顺序图" title="" id="53" name="Picture"/>
+            <wp:docPr descr="抗注入顺序图" title="" id="52" name="Picture"/>
             <a:graphic>
               <a:graphicData uri="http://schemas.openxmlformats.org/drawingml/2006/picture">
                 <pic:pic>
                   <pic:nvPicPr>
-                    <pic:cNvPr descr="uml/sequence-injection.png" id="54" name="Picture"/>
+                    <pic:cNvPr descr="uml/sequence-injection.png" id="53" name="Picture"/>
                     <pic:cNvPicPr>
                       <a:picLocks noChangeArrowheads="1" noChangeAspect="1"/>
                     </pic:cNvPicPr>
                   </pic:nvPicPr>
                   <pic:blipFill>
-                    <a:blip r:embed="rId52"/>
+                    <a:blip r:embed="rId51"/>
                     <a:stretch>
                       <a:fillRect/>
                     </a:stretch>
@@ -2667,10 +1648,9 @@
         </w:pict>
       </w:r>
     </w:p>
+    <w:bookmarkEnd w:id="54"/>
     <w:bookmarkEnd w:id="55"/>
-    <w:bookmarkEnd w:id="56"/>
-    <w:bookmarkEnd w:id="57"/>
-    <w:bookmarkStart w:id="64" w:name="接口设计"/>
+    <w:bookmarkStart w:id="62" w:name="接口设计"/>
     <w:p>
       <w:pPr>
         <w:pStyle w:val="Heading2"/>
@@ -2679,13 +1659,21 @@
         <w:t xml:space="preserve">4 接口设计</w:t>
       </w:r>
     </w:p>
-    <w:bookmarkStart w:id="58" w:name="rest-api-接口"/>
+    <w:bookmarkStart w:id="56" w:name="rest-api-接口"/>
     <w:p>
       <w:pPr>
         <w:pStyle w:val="Heading3"/>
       </w:pPr>
       <w:r>
         <w:t xml:space="preserve">4.1 REST API 接口</w:t>
+      </w:r>
+    </w:p>
+    <w:p>
+      <w:pPr>
+        <w:pStyle w:val="FirstParagraph"/>
+      </w:pPr>
+      <w:r>
+        <w:t xml:space="preserve">系统通过一组 REST 接口对外提供服务，接口清单与鉴权要求如表 4.3 所示。其中健康检查、工具列举、对话、护栏规则查询与命令裁决、能力面板、工具供应链扫描以及会话回放等接口面向日常使用，无需鉴权；而规则热加载、根因分析、受控动作执行与证据包导出等涉及状态变更或敏感操作的接口，在生产环境下需经操作令牌鉴权。受控动作执行接口的请求体包含动作名、参数、确认标志、授权标志与试运行标志等字段，动作名通过类型约束收敛到白名单，未知动作在入口处即被拒绝。</w:t>
       </w:r>
     </w:p>
     <w:tbl>
@@ -2790,7 +1778,7 @@
               <w:jc w:val="left"/>
             </w:pPr>
             <w:r>
-              <w:t xml:space="preserve">健康检查 + 当前 LLM provider</w:t>
+              <w:t xml:space="preserve">健康检查与当前大模型提供者</w:t>
             </w:r>
           </w:p>
         </w:tc>
@@ -2843,7 +1831,7 @@
               <w:jc w:val="left"/>
             </w:pPr>
             <w:r>
-              <w:t xml:space="preserve">列出 MCP 工具（评分①可演示）</w:t>
+              <w:t xml:space="preserve">列出 MCP 工具</w:t>
             </w:r>
           </w:p>
         </w:tc>
@@ -2896,7 +1884,7 @@
               <w:jc w:val="left"/>
             </w:pPr>
             <w:r>
-              <w:t xml:space="preserve">自然语言运维对话，返回 answer + trace</w:t>
+              <w:t xml:space="preserve">自然语言运维对话，返回结论与思维链</w:t>
             </w:r>
           </w:p>
         </w:tc>
@@ -2949,7 +1937,7 @@
               <w:jc w:val="left"/>
             </w:pPr>
             <w:r>
-              <w:t xml:space="preserve">列护栏规则库（评分③可视化）</w:t>
+              <w:t xml:space="preserve">列出护栏规则库</w:t>
             </w:r>
           </w:p>
         </w:tc>
@@ -3014,7 +2002,7 @@
               <w:jc w:val="left"/>
             </w:pPr>
             <w:r>
-              <w:t xml:space="preserve">operator</w:t>
+              <w:t xml:space="preserve">操作令牌</w:t>
             </w:r>
           </w:p>
         </w:tc>
@@ -3055,7 +2043,7 @@
               <w:jc w:val="left"/>
             </w:pPr>
             <w:r>
-              <w:t xml:space="preserve">对单条命令做护栏裁决（拦截 demo）</w:t>
+              <w:t xml:space="preserve">对单条命令做护栏裁决</w:t>
             </w:r>
           </w:p>
         </w:tc>
@@ -3108,7 +2096,7 @@
               <w:jc w:val="left"/>
             </w:pPr>
             <w:r>
-              <w:t xml:space="preserve">能力面板（Rule of Two）</w:t>
+              <w:t xml:space="preserve">能力面板</w:t>
             </w:r>
           </w:p>
         </w:tc>
@@ -3214,19 +2202,19 @@
               <w:jc w:val="left"/>
             </w:pPr>
             <w:r>
-              <w:t xml:space="preserve">智能根因分析（评分④）</w:t>
-            </w:r>
-          </w:p>
-        </w:tc>
-        <w:tc>
-          <w:tcPr/>
-          <w:p>
-            <w:pPr>
-              <w:pStyle w:val="Compact"/>
-              <w:jc w:val="left"/>
-            </w:pPr>
-            <w:r>
-              <w:t xml:space="preserve">operator</w:t>
+              <w:t xml:space="preserve">智能根因分析</w:t>
+            </w:r>
+          </w:p>
+        </w:tc>
+        <w:tc>
+          <w:tcPr/>
+          <w:p>
+            <w:pPr>
+              <w:pStyle w:val="Compact"/>
+              <w:jc w:val="left"/>
+            </w:pPr>
+            <w:r>
+              <w:t xml:space="preserve">操作令牌</w:t>
             </w:r>
           </w:p>
         </w:tc>
@@ -3267,19 +2255,19 @@
               <w:jc w:val="left"/>
             </w:pPr>
             <w:r>
-              <w:t xml:space="preserve">受控动作端到端（唯一改状态入口）</w:t>
-            </w:r>
-          </w:p>
-        </w:tc>
-        <w:tc>
-          <w:tcPr/>
-          <w:p>
-            <w:pPr>
-              <w:pStyle w:val="Compact"/>
-              <w:jc w:val="left"/>
-            </w:pPr>
-            <w:r>
-              <w:t xml:space="preserve">operator</w:t>
+              <w:t xml:space="preserve">受控动作执行（唯一状态变更入口）</w:t>
+            </w:r>
+          </w:p>
+        </w:tc>
+        <w:tc>
+          <w:tcPr/>
+          <w:p>
+            <w:pPr>
+              <w:pStyle w:val="Compact"/>
+              <w:jc w:val="left"/>
+            </w:pPr>
+            <w:r>
+              <w:t xml:space="preserve">操作令牌</w:t>
             </w:r>
           </w:p>
         </w:tc>
@@ -3373,7 +2361,7 @@
               <w:jc w:val="left"/>
             </w:pPr>
             <w:r>
-              <w:t xml:space="preserve">按 trace_id 取完整五段</w:t>
+              <w:t xml:space="preserve">按会话标识取完整五段思维链</w:t>
             </w:r>
           </w:p>
         </w:tc>
@@ -3479,19 +2467,19 @@
               <w:jc w:val="left"/>
             </w:pPr>
             <w:r>
-              <w:t xml:space="preserve">导出自封口审计证据包</w:t>
-            </w:r>
-          </w:p>
-        </w:tc>
-        <w:tc>
-          <w:tcPr/>
-          <w:p>
-            <w:pPr>
-              <w:pStyle w:val="Compact"/>
-              <w:jc w:val="left"/>
-            </w:pPr>
-            <w:r>
-              <w:t xml:space="preserve">operator</w:t>
+              <w:t xml:space="preserve">导出审计证据包</w:t>
+            </w:r>
+          </w:p>
+        </w:tc>
+        <w:tc>
+          <w:tcPr/>
+          <w:p>
+            <w:pPr>
+              <w:pStyle w:val="Compact"/>
+              <w:jc w:val="left"/>
+            </w:pPr>
+            <w:r>
+              <w:t xml:space="preserve">操作令牌</w:t>
             </w:r>
           </w:p>
         </w:tc>
@@ -3502,29 +2490,11 @@
         <w:pStyle w:val="BodyText"/>
       </w:pPr>
       <w:r>
-        <w:rPr>
-          <w:rStyle w:val="VerbatimChar"/>
-        </w:rPr>
-        <w:t xml:space="preserve">/action/execute</w:t>
-      </w:r>
-      <w:r>
-        <w:t xml:space="preserve"> </w:t>
-      </w:r>
-      <w:r>
-        <w:t xml:space="preserve">请求体：</w:t>
-      </w:r>
-      <w:r>
-        <w:rPr>
-          <w:rStyle w:val="VerbatimChar"/>
-        </w:rPr>
-        <w:t xml:space="preserve">{action, params, confirmed, authorized, dry_run}</w:t>
-      </w:r>
-      <w:r>
-        <w:t xml:space="preserve">；动作名用 Literal 收敛到白名单，未知动作入口即 422。</w:t>
-      </w:r>
-    </w:p>
-    <w:bookmarkEnd w:id="58"/>
-    <w:bookmarkStart w:id="62" w:name="数据库设计"/>
+        <w:t xml:space="preserve">表 4.3　REST API 接口清单</w:t>
+      </w:r>
+    </w:p>
+    <w:bookmarkEnd w:id="56"/>
+    <w:bookmarkStart w:id="60" w:name="数据库设计"/>
     <w:p>
       <w:pPr>
         <w:pStyle w:val="Heading3"/>
@@ -3538,31 +2508,7 @@
         <w:pStyle w:val="FirstParagraph"/>
       </w:pPr>
       <w:r>
-        <w:t xml:space="preserve">审计库为 SQLite，两张表 + 哈希链，E-R 设计如图 4.4 所示。</w:t>
-      </w:r>
-      <w:r>
-        <w:rPr>
-          <w:rStyle w:val="VerbatimChar"/>
-        </w:rPr>
-        <w:t xml:space="preserve">detail</w:t>
-      </w:r>
-      <w:r>
-        <w:t xml:space="preserve"> </w:t>
-      </w:r>
-      <w:r>
-        <w:t xml:space="preserve">以 JSON 字符串存储并脱敏，</w:t>
-      </w:r>
-      <w:r>
-        <w:rPr>
-          <w:rStyle w:val="VerbatimChar"/>
-        </w:rPr>
-        <w:t xml:space="preserve">step_hash = HMAC(key, prev_hash ⊕ 段内容)</w:t>
-      </w:r>
-      <w:r>
-        <w:t xml:space="preserve"> </w:t>
-      </w:r>
-      <w:r>
-        <w:t xml:space="preserve">逐段链接成防篡改哈希链。</w:t>
+        <w:t xml:space="preserve">审计库采用 SQLite，由会话表与思维段表两张表构成，并以哈希链固定，实体关系如图 4.4 所示。思维段的明细以 JSON 字符串存储并在落库前脱敏，每一段的哈希由密钥、前一段哈希与本段内容共同计算得到，逐段链接成防篡改的哈希链，任一段被改动都可在校验时被检出。</w:t>
       </w:r>
     </w:p>
     <w:p>
@@ -3574,18 +2520,18 @@
           <wp:inline>
             <wp:extent cx="5334000" cy="8712477"/>
             <wp:effectExtent b="0" l="0" r="0" t="0"/>
-            <wp:docPr descr="审计库 E-R 图" title="" id="60" name="Picture"/>
+            <wp:docPr descr="审计库 E-R 图" title="" id="58" name="Picture"/>
             <a:graphic>
               <a:graphicData uri="http://schemas.openxmlformats.org/drawingml/2006/picture">
                 <pic:pic>
                   <pic:nvPicPr>
-                    <pic:cNvPr descr="uml/er-audit.png" id="61" name="Picture"/>
+                    <pic:cNvPr descr="uml/er-audit.png" id="59" name="Picture"/>
                     <pic:cNvPicPr>
                       <a:picLocks noChangeArrowheads="1" noChangeAspect="1"/>
                     </pic:cNvPicPr>
                   </pic:nvPicPr>
                   <pic:blipFill>
-                    <a:blip r:embed="rId59"/>
+                    <a:blip r:embed="rId57"/>
                     <a:stretch>
                       <a:fillRect/>
                     </a:stretch>
@@ -3625,11 +2571,11 @@
         <w:pStyle w:val="BodyText"/>
       </w:pPr>
       <w:r>
-        <w:t xml:space="preserve">图 4.4　思维链审计库 E-R 图（SQLite）</w:t>
-      </w:r>
-    </w:p>
-    <w:bookmarkEnd w:id="62"/>
-    <w:bookmarkStart w:id="63" w:name="前端界面"/>
+        <w:t xml:space="preserve">图 4.4　思维链审计库实体关系图（SQLite）</w:t>
+      </w:r>
+    </w:p>
+    <w:bookmarkEnd w:id="60"/>
+    <w:bookmarkStart w:id="61" w:name="前端界面"/>
     <w:p>
       <w:pPr>
         <w:pStyle w:val="Heading3"/>
@@ -3643,7 +2589,7 @@
         <w:pStyle w:val="FirstParagraph"/>
       </w:pPr>
       <w:r>
-        <w:t xml:space="preserve">Vue3 单页应用，五个视图：运维指挥台（ConsoleView，含受控动作抽屉）、审计回放（AuditView）、护栏可视化（GuardrailView）、根因分析（DiagnoseView）、能力面板（CapabilityView）。</w:t>
+        <w:t xml:space="preserve">前端为基于 Vue3 的单页应用，包含五个视图。运维指挥台是自然语言对话的主界面，并内置受控动作抽屉；审计回放视图提供历史会话列表与整条五段思维链的时间线回放及哈希链校验；护栏可视化视图用于展示规则库、对单条命令做裁决演示并支持规则热加载；根因分析视图提供一键体检；能力面板视图对系统的能力标签进行可视化。</w:t>
       </w:r>
     </w:p>
     <w:p>
@@ -3653,9 +2599,9 @@
         </w:pict>
       </w:r>
     </w:p>
-    <w:bookmarkEnd w:id="63"/>
-    <w:bookmarkEnd w:id="64"/>
-    <w:bookmarkStart w:id="73" w:name="部署与构件设计"/>
+    <w:bookmarkEnd w:id="61"/>
+    <w:bookmarkEnd w:id="62"/>
+    <w:bookmarkStart w:id="71" w:name="部署与构件设计"/>
     <w:p>
       <w:pPr>
         <w:pStyle w:val="Heading2"/>
@@ -3664,7 +2610,7 @@
         <w:t xml:space="preserve">5 部署与构件设计</w:t>
       </w:r>
     </w:p>
-    <w:bookmarkStart w:id="68" w:name="部署设计"/>
+    <w:bookmarkStart w:id="66" w:name="部署设计"/>
     <w:p>
       <w:pPr>
         <w:pStyle w:val="Heading3"/>
@@ -3678,7 +2624,7 @@
         <w:pStyle w:val="FirstParagraph"/>
       </w:pPr>
       <w:r>
-        <w:t xml:space="preserve">系统部署于 LoongArch 架构 + 麒麟高级服务器版 V11，部署拓扑如图 5.1 所示。纯逻辑在 x86 开发完成，麒麟端仅做 LoongArch 适配与最终演示。默认仅监听 127.0.0.1，生产环境配 operator_token 鉴权受控动作；DeepSeek 经 HTTPS 调用，可离线切 mock。</w:t>
+        <w:t xml:space="preserve">系统部署于采用 LoongArch 架构的麒麟高级服务器操作系统 V11，部署拓扑如图 5.1 所示。系统默认仅监听本机回环地址，在生产环境下为受控动作配置操作令牌鉴权；与 DeepSeek 的通信经由 HTTPS 进行，在离线场景下可切换至本地确定性桩。</w:t>
       </w:r>
     </w:p>
     <w:p>
@@ -3690,18 +2636,18 @@
           <wp:inline>
             <wp:extent cx="5334000" cy="3115013"/>
             <wp:effectExtent b="0" l="0" r="0" t="0"/>
-            <wp:docPr descr="部署图" title="" id="66" name="Picture"/>
+            <wp:docPr descr="部署图" title="" id="64" name="Picture"/>
             <a:graphic>
               <a:graphicData uri="http://schemas.openxmlformats.org/drawingml/2006/picture">
                 <pic:pic>
                   <pic:nvPicPr>
-                    <pic:cNvPr descr="uml/deployment.png" id="67" name="Picture"/>
+                    <pic:cNvPr descr="uml/deployment.png" id="65" name="Picture"/>
                     <pic:cNvPicPr>
                       <a:picLocks noChangeArrowheads="1" noChangeAspect="1"/>
                     </pic:cNvPicPr>
                   </pic:nvPicPr>
                   <pic:blipFill>
-                    <a:blip r:embed="rId65"/>
+                    <a:blip r:embed="rId63"/>
                     <a:stretch>
                       <a:fillRect/>
                     </a:stretch>
@@ -3741,11 +2687,11 @@
         <w:pStyle w:val="BodyText"/>
       </w:pPr>
       <w:r>
-        <w:t xml:space="preserve">图 5.1　部署图（LoongArch + 麒麟高级服务器版 V11）</w:t>
-      </w:r>
-    </w:p>
-    <w:bookmarkEnd w:id="68"/>
-    <w:bookmarkStart w:id="72" w:name="构件设计"/>
+        <w:t xml:space="preserve">图 5.1　部署图（LoongArch 与麒麟高级服务器操作系统 V11）</w:t>
+      </w:r>
+    </w:p>
+    <w:bookmarkEnd w:id="66"/>
+    <w:bookmarkStart w:id="70" w:name="构件设计"/>
     <w:p>
       <w:pPr>
         <w:pStyle w:val="Heading3"/>
@@ -3759,7 +2705,7 @@
         <w:pStyle w:val="FirstParagraph"/>
       </w:pPr>
       <w:r>
-        <w:t xml:space="preserve">系统的构件与接口关系如图 5.2 所示。安全护栏引擎被编排器与执行器双路复用：感知路径做意图/注入体检，变更路径做命令规则 + 最小权限裁决。</w:t>
+        <w:t xml:space="preserve">系统的构件及其接口关系如图 5.2 所示。安全护栏引擎被编排器与执行器双路复用：在感知路径上承担意图与注入体检，在变更路径上承担命令规则裁决与最小权限校验，从而以单一引擎覆盖两条链路的安全需求。</w:t>
       </w:r>
     </w:p>
     <w:p>
@@ -3771,18 +2717,18 @@
           <wp:inline>
             <wp:extent cx="5334000" cy="5123935"/>
             <wp:effectExtent b="0" l="0" r="0" t="0"/>
-            <wp:docPr descr="构件图" title="" id="70" name="Picture"/>
+            <wp:docPr descr="构件图" title="" id="68" name="Picture"/>
             <a:graphic>
               <a:graphicData uri="http://schemas.openxmlformats.org/drawingml/2006/picture">
                 <pic:pic>
                   <pic:nvPicPr>
-                    <pic:cNvPr descr="uml/component.png" id="71" name="Picture"/>
+                    <pic:cNvPr descr="uml/component.png" id="69" name="Picture"/>
                     <pic:cNvPicPr>
                       <a:picLocks noChangeArrowheads="1" noChangeAspect="1"/>
                     </pic:cNvPicPr>
                   </pic:nvPicPr>
                   <pic:blipFill>
-                    <a:blip r:embed="rId69"/>
+                    <a:blip r:embed="rId67"/>
                     <a:stretch>
                       <a:fillRect/>
                     </a:stretch>
@@ -3825,9 +2771,9 @@
         <w:t xml:space="preserve">图 5.2　构件图（模块与接口）</w:t>
       </w:r>
     </w:p>
+    <w:bookmarkEnd w:id="70"/>
+    <w:bookmarkEnd w:id="71"/>
     <w:bookmarkEnd w:id="72"/>
-    <w:bookmarkEnd w:id="73"/>
-    <w:bookmarkEnd w:id="74"/>
     <w:sectPr/>
     <w:sectPr>
       <w:pgSz w:w="11906" w:h="16838"/>
@@ -3940,96 +2886,8 @@
       </w:pPr>
     </w:lvl>
   </w:abstractNum>
-  <w:abstractNum w:abstractNumId="991">
-    <w:nsid w:val="A991"/>
-    <w:multiLevelType w:val="multilevel"/>
-    <w:lvl w:ilvl="0">
-      <w:numFmt w:val="bullet"/>
-      <w:lvlText w:val="•"/>
-      <w:lvlJc w:val="left"/>
-      <w:pPr>
-        <w:ind w:left="720" w:hanging="480"/>
-      </w:pPr>
-    </w:lvl>
-    <w:lvl w:ilvl="1">
-      <w:numFmt w:val="bullet"/>
-      <w:lvlText w:val="–"/>
-      <w:lvlJc w:val="left"/>
-      <w:pPr>
-        <w:ind w:left="1440" w:hanging="480"/>
-      </w:pPr>
-    </w:lvl>
-    <w:lvl w:ilvl="2">
-      <w:numFmt w:val="bullet"/>
-      <w:lvlText w:val="•"/>
-      <w:lvlJc w:val="left"/>
-      <w:pPr>
-        <w:ind w:left="2160" w:hanging="480"/>
-      </w:pPr>
-    </w:lvl>
-    <w:lvl w:ilvl="3">
-      <w:numFmt w:val="bullet"/>
-      <w:lvlText w:val="–"/>
-      <w:lvlJc w:val="left"/>
-      <w:pPr>
-        <w:ind w:left="2880" w:hanging="480"/>
-      </w:pPr>
-    </w:lvl>
-    <w:lvl w:ilvl="4">
-      <w:numFmt w:val="bullet"/>
-      <w:lvlText w:val="•"/>
-      <w:lvlJc w:val="left"/>
-      <w:pPr>
-        <w:ind w:left="3600" w:hanging="480"/>
-      </w:pPr>
-    </w:lvl>
-    <w:lvl w:ilvl="5">
-      <w:numFmt w:val="bullet"/>
-      <w:lvlText w:val="–"/>
-      <w:lvlJc w:val="left"/>
-      <w:pPr>
-        <w:ind w:left="4320" w:hanging="480"/>
-      </w:pPr>
-    </w:lvl>
-    <w:lvl w:ilvl="6">
-      <w:numFmt w:val="bullet"/>
-      <w:lvlText w:val="•"/>
-      <w:lvlJc w:val="left"/>
-      <w:pPr>
-        <w:ind w:left="5040" w:hanging="480"/>
-      </w:pPr>
-    </w:lvl>
-    <w:lvl w:ilvl="7">
-      <w:numFmt w:val="bullet"/>
-      <w:lvlText w:val="–"/>
-      <w:lvlJc w:val="left"/>
-      <w:pPr>
-        <w:ind w:left="5760" w:hanging="480"/>
-      </w:pPr>
-    </w:lvl>
-    <w:lvl w:ilvl="8">
-      <w:numFmt w:val="bullet"/>
-      <w:lvlText w:val="•"/>
-      <w:lvlJc w:val="left"/>
-      <w:pPr>
-        <w:ind w:left="6480" w:hanging="480"/>
-      </w:pPr>
-    </w:lvl>
-  </w:abstractNum>
   <w:num w:numId="1000">
     <w:abstractNumId w:val="990"/>
-  </w:num>
-  <w:num w:numId="1001">
-    <w:abstractNumId w:val="991"/>
-  </w:num>
-  <w:num w:numId="1002">
-    <w:abstractNumId w:val="991"/>
-  </w:num>
-  <w:num w:numId="1003">
-    <w:abstractNumId w:val="991"/>
-  </w:num>
-  <w:num w:numId="1004">
-    <w:abstractNumId w:val="991"/>
   </w:num>
 </w:numbering>
 </file>
